--- a/docs/Orbital_Cannon_Spec_v1_RU_EN.docx
+++ b/docs/Orbital_Cannon_Spec_v1_RU_EN.docx
@@ -710,7 +710,7 @@
         <w:pStyle w:val="ListBullet"/>
       </w:pPr>
       <w:r>
-        <w:t>Примерные диаметры колец: 1, 5, 10, 15 и 20 блоков. Диаметр 1 означает центральный TNT точно над выбранным блоком.</w:t>
+        <w:t>Примерные диаметры колец: 1, 7, 14, 21 и 28 блоков. Диаметр 1 означает центральный TNT точно над выбранным блоком.</w:t>
       </w:r>
     </w:p>
     <w:p>
@@ -1151,7 +1151,7 @@
         <w:pStyle w:val="ListNumber"/>
       </w:pPr>
       <w:r>
-        <w:t>RMB creates five continuous rings with approximate diameters 1/5/10/15/20.</w:t>
+        <w:t>RMB creates five continuous rings with approximate diameters 1/7/14/21/28.</w:t>
       </w:r>
     </w:p>
     <w:p>

--- a/docs/Orbital_Cannon_Spec_v1_RU_EN.docx
+++ b/docs/Orbital_Cannon_Spec_v1_RU_EN.docx
@@ -438,7 +438,7 @@
         <w:pStyle w:val="ListBullet"/>
       </w:pPr>
       <w:r>
-        <w:t>Игрок должен навести прицел на блок не дальше 10 блоков. Можно целиться в любую грань блока: верх, низ или бок.</w:t>
+        <w:t>Игрок должен навести прицел на блок не дальше 25 блоков. Можно целиться в любую грань блока: верх, низ или бок.</w:t>
       </w:r>
     </w:p>
     <w:p>
@@ -446,7 +446,7 @@
         <w:pStyle w:val="ListBullet"/>
       </w:pPr>
       <w:r>
-        <w:t>Если подходящего блока в пределах 10 блоков нет: ничего не происходит, сообщения/звука нет, кулдаун не начинается.</w:t>
+        <w:t>Если подходящего блока в пределах 25 блоков нет: ничего не происходит, сообщения/звука нет, кулдаун не начинается.</w:t>
       </w:r>
     </w:p>
     <w:p>
@@ -526,7 +526,7 @@
         <w:pStyle w:val="ListBullet"/>
       </w:pPr>
       <w:r>
-        <w:t>Overworld: заряды создаются на 30 блоков выше выбранной точки.</w:t>
+        <w:t>Overworld: заряды создаются на 60 блоков выше выбранной точки.</w:t>
       </w:r>
     </w:p>
     <w:p>
@@ -534,7 +534,7 @@
         <w:pStyle w:val="ListBullet"/>
       </w:pPr>
       <w:r>
-        <w:t>End: 30 блоков выше выбранной точки.</w:t>
+        <w:t>End: 60 блоков выше выбранной точки.</w:t>
       </w:r>
     </w:p>
     <w:p>
@@ -1087,7 +1087,7 @@
         <w:pStyle w:val="ListNumber"/>
       </w:pPr>
       <w:r>
-        <w:t>No valid block within 10 blocks -&gt; no shot and no cooldown.</w:t>
+        <w:t>No valid block within 25 blocks -&gt; no shot and no cooldown.</w:t>
       </w:r>
     </w:p>
     <w:p>
@@ -1095,7 +1095,7 @@
         <w:pStyle w:val="ListNumber"/>
       </w:pPr>
       <w:r>
-        <w:t>Overworld/End spawn height is +30; Nether is +10; world ceiling is clamped safely.</w:t>
+        <w:t>Overworld/End spawn height is +60; Nether is +10; world ceiling is clamped safely.</w:t>
       </w:r>
     </w:p>
     <w:p>

--- a/docs/Orbital_Cannon_Spec_v1_RU_EN.docx
+++ b/docs/Orbital_Cannon_Spec_v1_RU_EN.docx
@@ -438,7 +438,7 @@
         <w:pStyle w:val="ListBullet"/>
       </w:pPr>
       <w:r>
-        <w:t>Игрок должен навести прицел на блок не дальше 25 блоков. Можно целиться в любую грань блока: верх, низ или бок.</w:t>
+        <w:t>Игрок должен навести прицел на блок не дальше 25 блоков, а для режима ПКМ — не ближе 7 блоков. Можно целиться в любую грань блока: верх, низ или бок.</w:t>
       </w:r>
     </w:p>
     <w:p>
@@ -446,7 +446,7 @@
         <w:pStyle w:val="ListBullet"/>
       </w:pPr>
       <w:r>
-        <w:t>Если подходящего блока в пределах 25 блоков нет: ничего не происходит, сообщения/звука нет, кулдаун не начинается.</w:t>
+        <w:t>Если подходящего блока в пределах 25 блоков нет — или для ПКМ выбранный блок ближе 7 блоков — ничего не происходит, сообщения/звука нет, кулдаун не начинается.</w:t>
       </w:r>
     </w:p>
     <w:p>
@@ -710,7 +710,7 @@
         <w:pStyle w:val="ListBullet"/>
       </w:pPr>
       <w:r>
-        <w:t>Примерные диаметры колец: 1, 7, 14, 21 и 28 блоков. Диаметр 1 означает центральный TNT точно над выбранным блоком.</w:t>
+        <w:t>Примерные диаметры колец: 1, 7, 14, 21 и 28 блоков. Диаметр 1 означает центральный TNT точно над выбранным блоком. Сила взрыва падает от центра к краю: 4, 4, 2, 1 и 1. Сила взрыва — это радиус, а не запас энергии: взрыв достаёт на удвоенную силу, то есть на 8, 8, 4, 2 и 2 блока.</w:t>
       </w:r>
     </w:p>
     <w:p>
@@ -766,7 +766,7 @@
         <w:pStyle w:val="ListBullet"/>
       </w:pPr>
       <w:r>
-        <w:t>Взрыв наносит игрокам и мобам обычный TNT-урон, включая владельца Орбитальной пушки.</w:t>
+        <w:t>Взрыв наносит игрокам и мобам урон своей силы, включая владельца Орбитальной пушки: кольца силой 4 — как обычный TNT, более слабые кольца — пропорционально меньше.</w:t>
       </w:r>
     </w:p>
     <w:p>
@@ -798,7 +798,7 @@
         <w:pStyle w:val="ListBullet"/>
       </w:pPr>
       <w:r>
-        <w:t>Под водой взрыв не деформирует/не разрушает блоки, но продолжает наносить сущностям обычный TNT-урон.</w:t>
+        <w:t>Под водой взрыв не деформирует/не разрушает блоки, но продолжает наносить сущностям урон своей силы.</w:t>
       </w:r>
     </w:p>
     <w:p>
@@ -1087,7 +1087,7 @@
         <w:pStyle w:val="ListNumber"/>
       </w:pPr>
       <w:r>
-        <w:t>No valid block within 25 blocks -&gt; no shot and no cooldown.</w:t>
+        <w:t>No valid block within 25 blocks, or a block nearer than 7 for RMB -&gt; no shot and no cooldown.</w:t>
       </w:r>
     </w:p>
     <w:p>
@@ -1151,7 +1151,7 @@
         <w:pStyle w:val="ListNumber"/>
       </w:pPr>
       <w:r>
-        <w:t>RMB creates five continuous rings with approximate diameters 1/7/14/21/28.</w:t>
+        <w:t>RMB creates five continuous rings with approximate diameters 1/7/14/21/28 and explosion power 4/4/2/1/1 from the centre outwards.</w:t>
       </w:r>
     </w:p>
     <w:p>
@@ -1167,7 +1167,7 @@
         <w:pStyle w:val="ListNumber"/>
       </w:pPr>
       <w:r>
-        <w:t>RMB entity damage behaves like normal TNT, including self-damage to owner.</w:t>
+        <w:t>RMB entity damage behaves like TNT of each ring’s own power, including self-damage to owner.</w:t>
       </w:r>
     </w:p>
     <w:p>
